--- a/Homework/Life Application Tasks/Tasks/Life application 5.1- How much to save for retirement.docx
+++ b/Homework/Life Application Tasks/Tasks/Life application 5.1- How much to save for retirement.docx
@@ -1,6 +1,6 @@
 
 <file path=word/document.xml><?xml version="1.0" encoding="utf-8"?>
-<w:document xmlns:wpc="http://schemas.microsoft.com/office/word/2010/wordprocessingCanvas" xmlns:cx="http://schemas.microsoft.com/office/drawing/2014/chartex" xmlns:cx1="http://schemas.microsoft.com/office/drawing/2015/9/8/chartex" xmlns:cx2="http://schemas.microsoft.com/office/drawing/2015/10/21/chartex" xmlns:cx3="http://schemas.microsoft.com/office/drawing/2016/5/9/chartex" xmlns:cx4="http://schemas.microsoft.com/office/drawing/2016/5/10/chartex" xmlns:cx5="http://schemas.microsoft.com/office/drawing/2016/5/11/chartex" xmlns:cx6="http://schemas.microsoft.com/office/drawing/2016/5/12/chartex" xmlns:cx7="http://schemas.microsoft.com/office/drawing/2016/5/13/chartex" xmlns:cx8="http://schemas.microsoft.com/office/drawing/2016/5/14/chartex" xmlns:mc="http://schemas.openxmlformats.org/markup-compatibility/2006" xmlns:aink="http://schemas.microsoft.com/office/drawing/2016/ink" xmlns:am3d="http://schemas.microsoft.com/office/drawing/2017/model3d" xmlns:o="urn:schemas-microsoft-com:office:office" xmlns:oel="http://schemas.microsoft.com/office/2019/extlst" xmlns:r="http://schemas.openxmlformats.org/officeDocument/2006/relationships" xmlns:m="http://schemas.openxmlformats.org/officeDocument/2006/math" xmlns:v="urn:schemas-microsoft-com:vml" xmlns:wp14="http://schemas.microsoft.com/office/word/2010/wordprocessingDrawing" xmlns:wp="http://schemas.openxmlformats.org/drawingml/2006/wordprocessingDrawing" xmlns:w10="urn:schemas-microsoft-com:office:word" xmlns:w="http://schemas.openxmlformats.org/wordprocessingml/2006/main" xmlns:w14="http://schemas.microsoft.com/office/word/2010/wordml" xmlns:w15="http://schemas.microsoft.com/office/word/2012/wordml" xmlns:w16cex="http://schemas.microsoft.com/office/word/2018/wordml/cex" xmlns:w16cid="http://schemas.microsoft.com/office/word/2016/wordml/cid" xmlns:w16="http://schemas.microsoft.com/office/word/2018/wordml" xmlns:w16sdtdh="http://schemas.microsoft.com/office/word/2020/wordml/sdtdatahash" xmlns:w16se="http://schemas.microsoft.com/office/word/2015/wordml/symex" xmlns:wpg="http://schemas.microsoft.com/office/word/2010/wordprocessingGroup" xmlns:wpi="http://schemas.microsoft.com/office/word/2010/wordprocessingInk" xmlns:wne="http://schemas.microsoft.com/office/word/2006/wordml" xmlns:wps="http://schemas.microsoft.com/office/word/2010/wordprocessingShape" mc:Ignorable="w14 w15 w16se w16cid w16 w16cex w16sdtdh wp14">
+<w:document xmlns:wpc="http://schemas.microsoft.com/office/word/2010/wordprocessingCanvas" xmlns:cx="http://schemas.microsoft.com/office/drawing/2014/chartex" xmlns:cx1="http://schemas.microsoft.com/office/drawing/2015/9/8/chartex" xmlns:cx2="http://schemas.microsoft.com/office/drawing/2015/10/21/chartex" xmlns:cx3="http://schemas.microsoft.com/office/drawing/2016/5/9/chartex" xmlns:cx4="http://schemas.microsoft.com/office/drawing/2016/5/10/chartex" xmlns:cx5="http://schemas.microsoft.com/office/drawing/2016/5/11/chartex" xmlns:cx6="http://schemas.microsoft.com/office/drawing/2016/5/12/chartex" xmlns:cx7="http://schemas.microsoft.com/office/drawing/2016/5/13/chartex" xmlns:cx8="http://schemas.microsoft.com/office/drawing/2016/5/14/chartex" xmlns:mc="http://schemas.openxmlformats.org/markup-compatibility/2006" xmlns:aink="http://schemas.microsoft.com/office/drawing/2016/ink" xmlns:am3d="http://schemas.microsoft.com/office/drawing/2017/model3d" xmlns:o="urn:schemas-microsoft-com:office:office" xmlns:oel="http://schemas.microsoft.com/office/2019/extlst" xmlns:r="http://schemas.openxmlformats.org/officeDocument/2006/relationships" xmlns:m="http://schemas.openxmlformats.org/officeDocument/2006/math" xmlns:v="urn:schemas-microsoft-com:vml" xmlns:wp14="http://schemas.microsoft.com/office/word/2010/wordprocessingDrawing" xmlns:wp="http://schemas.openxmlformats.org/drawingml/2006/wordprocessingDrawing" xmlns:w10="urn:schemas-microsoft-com:office:word" xmlns:w="http://schemas.openxmlformats.org/wordprocessingml/2006/main" xmlns:w14="http://schemas.microsoft.com/office/word/2010/wordml" xmlns:w15="http://schemas.microsoft.com/office/word/2012/wordml" xmlns:w16cex="http://schemas.microsoft.com/office/word/2018/wordml/cex" xmlns:w16cid="http://schemas.microsoft.com/office/word/2016/wordml/cid" xmlns:w16="http://schemas.microsoft.com/office/word/2018/wordml" xmlns:w16du="http://schemas.microsoft.com/office/word/2023/wordml/word16du" xmlns:w16sdtdh="http://schemas.microsoft.com/office/word/2020/wordml/sdtdatahash" xmlns:w16sdtfl="http://schemas.microsoft.com/office/word/2024/wordml/sdtformatlock" xmlns:w16se="http://schemas.microsoft.com/office/word/2015/wordml/symex" xmlns:wpg="http://schemas.microsoft.com/office/word/2010/wordprocessingGroup" xmlns:wpi="http://schemas.microsoft.com/office/word/2010/wordprocessingInk" xmlns:wne="http://schemas.microsoft.com/office/word/2006/wordml" xmlns:wps="http://schemas.microsoft.com/office/word/2010/wordprocessingShape" mc:Ignorable="w14 w15 w16se w16cid w16 w16cex w16sdtdh w16sdtfl w16du wp14">
   <w:body>
     <w:p>
       <w:pPr>
@@ -123,17 +123,8 @@
           <w:sz w:val="24"/>
           <w:szCs w:val="24"/>
         </w:rPr>
-        <w:t xml:space="preserve">At what age </w:t>
-      </w:r>
-      <w:proofErr w:type="gramStart"/>
-      <w:r>
-        <w:rPr>
-          <w:sz w:val="24"/>
-          <w:szCs w:val="24"/>
-        </w:rPr>
-        <w:t>are</w:t>
-      </w:r>
-      <w:proofErr w:type="gramEnd"/>
+        <w:t>At what age are</w:t>
+      </w:r>
       <w:r>
         <w:rPr>
           <w:sz w:val="24"/>
@@ -483,23 +474,7 @@
           <w:sz w:val="24"/>
           <w:szCs w:val="24"/>
         </w:rPr>
-        <w:t xml:space="preserve">your </w:t>
-      </w:r>
-      <w:proofErr w:type="gramStart"/>
-      <w:r>
-        <w:rPr>
-          <w:sz w:val="24"/>
-          <w:szCs w:val="24"/>
-        </w:rPr>
-        <w:t>particular situation</w:t>
-      </w:r>
-      <w:proofErr w:type="gramEnd"/>
-      <w:r>
-        <w:rPr>
-          <w:sz w:val="24"/>
-          <w:szCs w:val="24"/>
-        </w:rPr>
-        <w:t xml:space="preserve"> may vary.</w:t>
+        <w:t>your particular situation may vary.</w:t>
       </w:r>
       <w:r>
         <w:rPr>
@@ -772,23 +747,7 @@
                 <w:sz w:val="24"/>
                 <w:szCs w:val="24"/>
               </w:rPr>
-              <w:t xml:space="preserve"> (</w:t>
-            </w:r>
-            <w:proofErr w:type="gramStart"/>
-            <w:r>
-              <w:rPr>
-                <w:sz w:val="24"/>
-                <w:szCs w:val="24"/>
-              </w:rPr>
-              <w:t>pretty typical</w:t>
-            </w:r>
-            <w:proofErr w:type="gramEnd"/>
-            <w:r>
-              <w:rPr>
-                <w:sz w:val="24"/>
-                <w:szCs w:val="24"/>
-              </w:rPr>
-              <w:t>)</w:t>
+              <w:t xml:space="preserve"> (pretty typical)</w:t>
             </w:r>
           </w:p>
         </w:tc>
@@ -1482,23 +1441,7 @@
           <w:sz w:val="24"/>
           <w:szCs w:val="24"/>
         </w:rPr>
-        <w:t xml:space="preserve"> tested against two others (AARP and Bankrate.com).   The results are </w:t>
-      </w:r>
-      <w:proofErr w:type="gramStart"/>
-      <w:r>
-        <w:rPr>
-          <w:sz w:val="24"/>
-          <w:szCs w:val="24"/>
-        </w:rPr>
-        <w:t>fairly consistent</w:t>
-      </w:r>
-      <w:proofErr w:type="gramEnd"/>
-      <w:r>
-        <w:rPr>
-          <w:sz w:val="24"/>
-          <w:szCs w:val="24"/>
-        </w:rPr>
-        <w:t xml:space="preserve">, given </w:t>
+        <w:t xml:space="preserve"> tested against two others (AARP and Bankrate.com).   The results are fairly consistent, given </w:t>
       </w:r>
       <w:r>
         <w:rPr>
@@ -2023,23 +1966,7 @@
                 <w:sz w:val="24"/>
                 <w:szCs w:val="24"/>
               </w:rPr>
-              <w:t>(</w:t>
-            </w:r>
-            <w:proofErr w:type="gramStart"/>
-            <w:r>
-              <w:rPr>
-                <w:sz w:val="24"/>
-                <w:szCs w:val="24"/>
-              </w:rPr>
-              <w:t>with</w:t>
-            </w:r>
-            <w:proofErr w:type="gramEnd"/>
-            <w:r>
-              <w:rPr>
-                <w:sz w:val="24"/>
-                <w:szCs w:val="24"/>
-              </w:rPr>
-              <w:t xml:space="preserve"> added SS)</w:t>
+              <w:t>(with added SS)</w:t>
             </w:r>
           </w:p>
         </w:tc>
@@ -2080,6 +2007,13 @@
                 <w:szCs w:val="24"/>
               </w:rPr>
             </w:pPr>
+            <w:r>
+              <w:rPr>
+                <w:sz w:val="24"/>
+                <w:szCs w:val="24"/>
+              </w:rPr>
+              <w:t>10</w:t>
+            </w:r>
           </w:p>
         </w:tc>
         <w:tc>
@@ -2095,6 +2029,14 @@
                 <w:szCs w:val="24"/>
               </w:rPr>
             </w:pPr>
+            <w:r>
+              <w:rPr>
+                <w:sz w:val="24"/>
+                <w:szCs w:val="24"/>
+                <w:highlight w:val="yellow"/>
+              </w:rPr>
+              <w:t>13</w:t>
+            </w:r>
           </w:p>
         </w:tc>
         <w:tc>
@@ -2110,6 +2052,13 @@
                 <w:szCs w:val="24"/>
               </w:rPr>
             </w:pPr>
+            <w:r>
+              <w:rPr>
+                <w:sz w:val="24"/>
+                <w:szCs w:val="24"/>
+              </w:rPr>
+              <w:t>13</w:t>
+            </w:r>
           </w:p>
         </w:tc>
         <w:tc>
@@ -2125,6 +2074,13 @@
                 <w:szCs w:val="24"/>
               </w:rPr>
             </w:pPr>
+            <w:r>
+              <w:rPr>
+                <w:sz w:val="24"/>
+                <w:szCs w:val="24"/>
+              </w:rPr>
+              <w:t>13</w:t>
+            </w:r>
           </w:p>
         </w:tc>
       </w:tr>
@@ -2164,6 +2120,13 @@
                 <w:szCs w:val="24"/>
               </w:rPr>
             </w:pPr>
+            <w:r>
+              <w:rPr>
+                <w:sz w:val="24"/>
+                <w:szCs w:val="24"/>
+              </w:rPr>
+              <w:t>70</w:t>
+            </w:r>
           </w:p>
         </w:tc>
         <w:tc>
@@ -2179,6 +2142,13 @@
                 <w:szCs w:val="24"/>
               </w:rPr>
             </w:pPr>
+            <w:r>
+              <w:rPr>
+                <w:sz w:val="24"/>
+                <w:szCs w:val="24"/>
+              </w:rPr>
+              <w:t>70</w:t>
+            </w:r>
           </w:p>
         </w:tc>
         <w:tc>
@@ -2194,6 +2164,14 @@
                 <w:szCs w:val="24"/>
               </w:rPr>
             </w:pPr>
+            <w:r>
+              <w:rPr>
+                <w:sz w:val="24"/>
+                <w:szCs w:val="24"/>
+                <w:highlight w:val="yellow"/>
+              </w:rPr>
+              <w:t>75</w:t>
+            </w:r>
           </w:p>
         </w:tc>
         <w:tc>
@@ -2209,6 +2187,14 @@
                 <w:szCs w:val="24"/>
               </w:rPr>
             </w:pPr>
+            <w:r>
+              <w:rPr>
+                <w:sz w:val="24"/>
+                <w:szCs w:val="24"/>
+                <w:highlight w:val="yellow"/>
+              </w:rPr>
+              <w:t>70</w:t>
+            </w:r>
           </w:p>
         </w:tc>
       </w:tr>
@@ -2317,6 +2303,14 @@
                 <w:szCs w:val="24"/>
               </w:rPr>
             </w:pPr>
+            <w:r>
+              <w:rPr>
+                <w:sz w:val="24"/>
+                <w:szCs w:val="24"/>
+                <w:highlight w:val="yellow"/>
+              </w:rPr>
+              <w:t>2877</w:t>
+            </w:r>
           </w:p>
         </w:tc>
       </w:tr>
@@ -2356,6 +2350,13 @@
                 <w:szCs w:val="24"/>
               </w:rPr>
             </w:pPr>
+            <w:r>
+              <w:rPr>
+                <w:sz w:val="24"/>
+                <w:szCs w:val="24"/>
+              </w:rPr>
+              <w:t>67</w:t>
+            </w:r>
           </w:p>
         </w:tc>
         <w:tc>
@@ -2371,6 +2372,13 @@
                 <w:szCs w:val="24"/>
               </w:rPr>
             </w:pPr>
+            <w:r>
+              <w:rPr>
+                <w:sz w:val="24"/>
+                <w:szCs w:val="24"/>
+              </w:rPr>
+              <w:t>67</w:t>
+            </w:r>
           </w:p>
         </w:tc>
         <w:tc>
@@ -2386,6 +2394,13 @@
                 <w:szCs w:val="24"/>
               </w:rPr>
             </w:pPr>
+            <w:r>
+              <w:rPr>
+                <w:sz w:val="24"/>
+                <w:szCs w:val="24"/>
+              </w:rPr>
+              <w:t>67</w:t>
+            </w:r>
           </w:p>
         </w:tc>
         <w:tc>
@@ -2401,6 +2416,20 @@
                 <w:szCs w:val="24"/>
               </w:rPr>
             </w:pPr>
+            <w:r>
+              <w:rPr>
+                <w:sz w:val="24"/>
+                <w:szCs w:val="24"/>
+              </w:rPr>
+              <w:t>6</w:t>
+            </w:r>
+            <w:r>
+              <w:rPr>
+                <w:sz w:val="24"/>
+                <w:szCs w:val="24"/>
+              </w:rPr>
+              <w:t>7</w:t>
+            </w:r>
           </w:p>
         </w:tc>
       </w:tr>
@@ -2440,6 +2469,13 @@
                 <w:szCs w:val="24"/>
               </w:rPr>
             </w:pPr>
+            <w:r>
+              <w:rPr>
+                <w:sz w:val="24"/>
+                <w:szCs w:val="24"/>
+              </w:rPr>
+              <w:t>95</w:t>
+            </w:r>
           </w:p>
         </w:tc>
         <w:tc>
@@ -2455,6 +2491,13 @@
                 <w:szCs w:val="24"/>
               </w:rPr>
             </w:pPr>
+            <w:r>
+              <w:rPr>
+                <w:sz w:val="24"/>
+                <w:szCs w:val="24"/>
+              </w:rPr>
+              <w:t>95</w:t>
+            </w:r>
           </w:p>
         </w:tc>
         <w:tc>
@@ -2470,6 +2513,13 @@
                 <w:szCs w:val="24"/>
               </w:rPr>
             </w:pPr>
+            <w:r>
+              <w:rPr>
+                <w:sz w:val="24"/>
+                <w:szCs w:val="24"/>
+              </w:rPr>
+              <w:t>95</w:t>
+            </w:r>
           </w:p>
         </w:tc>
         <w:tc>
@@ -2485,6 +2535,13 @@
                 <w:szCs w:val="24"/>
               </w:rPr>
             </w:pPr>
+            <w:r>
+              <w:rPr>
+                <w:sz w:val="24"/>
+                <w:szCs w:val="24"/>
+              </w:rPr>
+              <w:t>95</w:t>
+            </w:r>
           </w:p>
         </w:tc>
       </w:tr>
@@ -2524,12 +2581,14 @@
                 <w:szCs w:val="24"/>
               </w:rPr>
             </w:pPr>
-          </w:p>
-        </w:tc>
-        <w:tc>
-          <w:tcPr>
-            <w:tcW w:w="1870" w:type="dxa"/>
-          </w:tcPr>
+            <w:r>
+              <w:rPr>
+                <w:sz w:val="24"/>
+                <w:szCs w:val="24"/>
+              </w:rPr>
+              <w:t>6% - Pre</w:t>
+            </w:r>
+          </w:p>
           <w:p>
             <w:pPr>
               <w:pStyle w:val="ListParagraph"/>
@@ -2539,6 +2598,13 @@
                 <w:szCs w:val="24"/>
               </w:rPr>
             </w:pPr>
+            <w:r>
+              <w:rPr>
+                <w:sz w:val="24"/>
+                <w:szCs w:val="24"/>
+              </w:rPr>
+              <w:t>5% - Post</w:t>
+            </w:r>
           </w:p>
         </w:tc>
         <w:tc>
@@ -2554,12 +2620,14 @@
                 <w:szCs w:val="24"/>
               </w:rPr>
             </w:pPr>
-          </w:p>
-        </w:tc>
-        <w:tc>
-          <w:tcPr>
-            <w:tcW w:w="1870" w:type="dxa"/>
-          </w:tcPr>
+            <w:r>
+              <w:rPr>
+                <w:sz w:val="24"/>
+                <w:szCs w:val="24"/>
+              </w:rPr>
+              <w:t>6% - Pre</w:t>
+            </w:r>
+          </w:p>
           <w:p>
             <w:pPr>
               <w:pStyle w:val="ListParagraph"/>
@@ -2569,6 +2637,91 @@
                 <w:szCs w:val="24"/>
               </w:rPr>
             </w:pPr>
+            <w:r>
+              <w:rPr>
+                <w:sz w:val="24"/>
+                <w:szCs w:val="24"/>
+              </w:rPr>
+              <w:t>5% - Post</w:t>
+            </w:r>
+          </w:p>
+        </w:tc>
+        <w:tc>
+          <w:tcPr>
+            <w:tcW w:w="1870" w:type="dxa"/>
+          </w:tcPr>
+          <w:p>
+            <w:pPr>
+              <w:pStyle w:val="ListParagraph"/>
+              <w:ind w:left="0"/>
+              <w:rPr>
+                <w:sz w:val="24"/>
+                <w:szCs w:val="24"/>
+              </w:rPr>
+            </w:pPr>
+            <w:r>
+              <w:rPr>
+                <w:sz w:val="24"/>
+                <w:szCs w:val="24"/>
+              </w:rPr>
+              <w:t>6% - Pre</w:t>
+            </w:r>
+          </w:p>
+          <w:p>
+            <w:pPr>
+              <w:pStyle w:val="ListParagraph"/>
+              <w:ind w:left="0"/>
+              <w:rPr>
+                <w:sz w:val="24"/>
+                <w:szCs w:val="24"/>
+              </w:rPr>
+            </w:pPr>
+            <w:r>
+              <w:rPr>
+                <w:sz w:val="24"/>
+                <w:szCs w:val="24"/>
+              </w:rPr>
+              <w:t>5% - Post</w:t>
+            </w:r>
+          </w:p>
+        </w:tc>
+        <w:tc>
+          <w:tcPr>
+            <w:tcW w:w="1870" w:type="dxa"/>
+          </w:tcPr>
+          <w:p>
+            <w:pPr>
+              <w:pStyle w:val="ListParagraph"/>
+              <w:ind w:left="0"/>
+              <w:rPr>
+                <w:sz w:val="24"/>
+                <w:szCs w:val="24"/>
+              </w:rPr>
+            </w:pPr>
+            <w:r>
+              <w:rPr>
+                <w:sz w:val="24"/>
+                <w:szCs w:val="24"/>
+              </w:rPr>
+              <w:t>6% - Pre</w:t>
+            </w:r>
+          </w:p>
+          <w:p>
+            <w:pPr>
+              <w:pStyle w:val="ListParagraph"/>
+              <w:ind w:left="0"/>
+              <w:rPr>
+                <w:sz w:val="24"/>
+                <w:szCs w:val="24"/>
+              </w:rPr>
+            </w:pPr>
+            <w:r>
+              <w:rPr>
+                <w:sz w:val="24"/>
+                <w:szCs w:val="24"/>
+              </w:rPr>
+              <w:t>5% - Post</w:t>
+            </w:r>
           </w:p>
         </w:tc>
       </w:tr>
@@ -2685,6 +2838,13 @@
                 <w:szCs w:val="24"/>
               </w:rPr>
             </w:pPr>
+            <w:r>
+              <w:rPr>
+                <w:sz w:val="24"/>
+                <w:szCs w:val="24"/>
+              </w:rPr>
+              <w:t>2,298,658</w:t>
+            </w:r>
           </w:p>
         </w:tc>
         <w:tc>
@@ -2700,6 +2860,13 @@
                 <w:szCs w:val="24"/>
               </w:rPr>
             </w:pPr>
+            <w:r>
+              <w:rPr>
+                <w:sz w:val="24"/>
+                <w:szCs w:val="24"/>
+              </w:rPr>
+              <w:t>2,979,501</w:t>
+            </w:r>
           </w:p>
         </w:tc>
         <w:tc>
@@ -2715,6 +2882,13 @@
                 <w:szCs w:val="24"/>
               </w:rPr>
             </w:pPr>
+            <w:r>
+              <w:rPr>
+                <w:sz w:val="24"/>
+                <w:szCs w:val="24"/>
+              </w:rPr>
+              <w:t>2,979,501</w:t>
+            </w:r>
           </w:p>
         </w:tc>
         <w:tc>
@@ -2730,6 +2904,13 @@
                 <w:szCs w:val="24"/>
               </w:rPr>
             </w:pPr>
+            <w:r>
+              <w:rPr>
+                <w:sz w:val="24"/>
+                <w:szCs w:val="24"/>
+              </w:rPr>
+              <w:t>2,979,501</w:t>
+            </w:r>
           </w:p>
         </w:tc>
       </w:tr>
@@ -2769,6 +2950,13 @@
                 <w:szCs w:val="24"/>
               </w:rPr>
             </w:pPr>
+            <w:r>
+              <w:rPr>
+                <w:sz w:val="24"/>
+                <w:szCs w:val="24"/>
+              </w:rPr>
+              <w:t>2,790,321</w:t>
+            </w:r>
           </w:p>
         </w:tc>
         <w:tc>
@@ -2784,6 +2972,13 @@
                 <w:szCs w:val="24"/>
               </w:rPr>
             </w:pPr>
+            <w:r>
+              <w:rPr>
+                <w:sz w:val="24"/>
+                <w:szCs w:val="24"/>
+              </w:rPr>
+              <w:t>2,790,321</w:t>
+            </w:r>
           </w:p>
         </w:tc>
         <w:tc>
@@ -2799,6 +2994,13 @@
                 <w:szCs w:val="24"/>
               </w:rPr>
             </w:pPr>
+            <w:r>
+              <w:rPr>
+                <w:sz w:val="24"/>
+                <w:szCs w:val="24"/>
+              </w:rPr>
+              <w:t>2,989,629</w:t>
+            </w:r>
           </w:p>
         </w:tc>
         <w:tc>
@@ -2814,6 +3016,13 @@
                 <w:szCs w:val="24"/>
               </w:rPr>
             </w:pPr>
+            <w:r>
+              <w:rPr>
+                <w:sz w:val="24"/>
+                <w:szCs w:val="24"/>
+              </w:rPr>
+              <w:t>115,407</w:t>
+            </w:r>
           </w:p>
         </w:tc>
       </w:tr>
@@ -2853,6 +3062,13 @@
                 <w:szCs w:val="24"/>
               </w:rPr>
             </w:pPr>
+            <w:r>
+              <w:rPr>
+                <w:sz w:val="24"/>
+                <w:szCs w:val="24"/>
+              </w:rPr>
+              <w:t>82.4%</w:t>
+            </w:r>
           </w:p>
         </w:tc>
         <w:tc>
@@ -2868,6 +3084,13 @@
                 <w:szCs w:val="24"/>
               </w:rPr>
             </w:pPr>
+            <w:r>
+              <w:rPr>
+                <w:sz w:val="24"/>
+                <w:szCs w:val="24"/>
+              </w:rPr>
+              <w:t>107%</w:t>
+            </w:r>
           </w:p>
         </w:tc>
         <w:tc>
@@ -2883,6 +3106,13 @@
                 <w:szCs w:val="24"/>
               </w:rPr>
             </w:pPr>
+            <w:r>
+              <w:rPr>
+                <w:sz w:val="24"/>
+                <w:szCs w:val="24"/>
+              </w:rPr>
+              <w:t>99.7%</w:t>
+            </w:r>
           </w:p>
         </w:tc>
         <w:tc>
@@ -2898,6 +3128,13 @@
                 <w:szCs w:val="24"/>
               </w:rPr>
             </w:pPr>
+            <w:r>
+              <w:rPr>
+                <w:sz w:val="24"/>
+                <w:szCs w:val="24"/>
+              </w:rPr>
+              <w:t>258.2%</w:t>
+            </w:r>
           </w:p>
         </w:tc>
       </w:tr>
@@ -3058,15 +3295,84 @@
           <w:sz w:val="24"/>
           <w:szCs w:val="24"/>
         </w:rPr>
-        <w:t xml:space="preserve">Immediately following the calculator, you’ll see the “How we got </w:t>
-      </w:r>
-      <w:proofErr w:type="gramStart"/>
-      <w:r>
-        <w:rPr>
-          <w:sz w:val="24"/>
-          <w:szCs w:val="24"/>
-        </w:rPr>
-        <w:t xml:space="preserve">here” </w:t>
+        <w:t xml:space="preserve">Immediately following the calculator, you’ll see the “How we got here” </w:t>
+      </w:r>
+      <w:r>
+        <w:rPr>
+          <w:sz w:val="24"/>
+          <w:szCs w:val="24"/>
+        </w:rPr>
+        <w:t xml:space="preserve"> and “Using this retirement calculator” </w:t>
+      </w:r>
+      <w:r>
+        <w:rPr>
+          <w:sz w:val="24"/>
+          <w:szCs w:val="24"/>
+        </w:rPr>
+        <w:t xml:space="preserve">section.   In </w:t>
+      </w:r>
+      <w:r>
+        <w:rPr>
+          <w:sz w:val="24"/>
+          <w:szCs w:val="24"/>
+        </w:rPr>
+        <w:t>that</w:t>
+      </w:r>
+      <w:r>
+        <w:rPr>
+          <w:sz w:val="24"/>
+          <w:szCs w:val="24"/>
+        </w:rPr>
+        <w:t xml:space="preserve"> section </w:t>
+      </w:r>
+      <w:r>
+        <w:rPr>
+          <w:sz w:val="24"/>
+          <w:szCs w:val="24"/>
+        </w:rPr>
+        <w:t>you’ll find</w:t>
+      </w:r>
+      <w:r>
+        <w:rPr>
+          <w:sz w:val="24"/>
+          <w:szCs w:val="24"/>
+        </w:rPr>
+        <w:t xml:space="preserve"> a hyperlink to get an estimate of your</w:t>
+      </w:r>
+      <w:r>
+        <w:rPr>
+          <w:sz w:val="24"/>
+          <w:szCs w:val="24"/>
+        </w:rPr>
+        <w:t xml:space="preserve"> monthly</w:t>
+      </w:r>
+      <w:r>
+        <w:rPr>
+          <w:sz w:val="24"/>
+          <w:szCs w:val="24"/>
+        </w:rPr>
+        <w:t xml:space="preserve"> social security</w:t>
+      </w:r>
+      <w:r>
+        <w:rPr>
+          <w:sz w:val="24"/>
+          <w:szCs w:val="24"/>
+        </w:rPr>
+        <w:t xml:space="preserve"> benefits</w:t>
+      </w:r>
+      <w:r>
+        <w:rPr>
+          <w:sz w:val="24"/>
+          <w:szCs w:val="24"/>
+        </w:rPr>
+        <w:t xml:space="preserve"> beginning at age 62</w:t>
+      </w:r>
+      <w:r>
+        <w:rPr>
+          <w:sz w:val="24"/>
+          <w:szCs w:val="24"/>
+        </w:rPr>
+        <w:t>.    Follow the link</w:t>
       </w:r>
       <w:r>
         <w:rPr>
@@ -3075,91 +3381,6 @@
         </w:rPr>
         <w:t xml:space="preserve"> and</w:t>
       </w:r>
-      <w:proofErr w:type="gramEnd"/>
-      <w:r>
-        <w:rPr>
-          <w:sz w:val="24"/>
-          <w:szCs w:val="24"/>
-        </w:rPr>
-        <w:t xml:space="preserve"> “Using this retirement calculator” </w:t>
-      </w:r>
-      <w:r>
-        <w:rPr>
-          <w:sz w:val="24"/>
-          <w:szCs w:val="24"/>
-        </w:rPr>
-        <w:t xml:space="preserve">section.   In </w:t>
-      </w:r>
-      <w:r>
-        <w:rPr>
-          <w:sz w:val="24"/>
-          <w:szCs w:val="24"/>
-        </w:rPr>
-        <w:t>that</w:t>
-      </w:r>
-      <w:r>
-        <w:rPr>
-          <w:sz w:val="24"/>
-          <w:szCs w:val="24"/>
-        </w:rPr>
-        <w:t xml:space="preserve"> section </w:t>
-      </w:r>
-      <w:r>
-        <w:rPr>
-          <w:sz w:val="24"/>
-          <w:szCs w:val="24"/>
-        </w:rPr>
-        <w:t>you’ll find</w:t>
-      </w:r>
-      <w:r>
-        <w:rPr>
-          <w:sz w:val="24"/>
-          <w:szCs w:val="24"/>
-        </w:rPr>
-        <w:t xml:space="preserve"> a hyperlink to get an estimate of your</w:t>
-      </w:r>
-      <w:r>
-        <w:rPr>
-          <w:sz w:val="24"/>
-          <w:szCs w:val="24"/>
-        </w:rPr>
-        <w:t xml:space="preserve"> monthly</w:t>
-      </w:r>
-      <w:r>
-        <w:rPr>
-          <w:sz w:val="24"/>
-          <w:szCs w:val="24"/>
-        </w:rPr>
-        <w:t xml:space="preserve"> social security</w:t>
-      </w:r>
-      <w:r>
-        <w:rPr>
-          <w:sz w:val="24"/>
-          <w:szCs w:val="24"/>
-        </w:rPr>
-        <w:t xml:space="preserve"> benefits</w:t>
-      </w:r>
-      <w:r>
-        <w:rPr>
-          <w:sz w:val="24"/>
-          <w:szCs w:val="24"/>
-        </w:rPr>
-        <w:t xml:space="preserve"> beginning at age 62</w:t>
-      </w:r>
-      <w:r>
-        <w:rPr>
-          <w:sz w:val="24"/>
-          <w:szCs w:val="24"/>
-        </w:rPr>
-        <w:t>.    Follow the link</w:t>
-      </w:r>
-      <w:r>
-        <w:rPr>
-          <w:sz w:val="24"/>
-          <w:szCs w:val="24"/>
-        </w:rPr>
-        <w:t xml:space="preserve"> and</w:t>
-      </w:r>
       <w:r>
         <w:rPr>
           <w:sz w:val="24"/>
@@ -3263,23 +3484,15 @@
           <w:sz w:val="24"/>
           <w:szCs w:val="24"/>
         </w:rPr>
-        <w:t xml:space="preserve"> per </w:t>
-      </w:r>
-      <w:proofErr w:type="gramStart"/>
-      <w:r>
-        <w:rPr>
-          <w:sz w:val="24"/>
-          <w:szCs w:val="24"/>
-        </w:rPr>
-        <w:t>year, since</w:t>
-      </w:r>
-      <w:proofErr w:type="gramEnd"/>
-      <w:r>
-        <w:rPr>
-          <w:sz w:val="24"/>
-          <w:szCs w:val="24"/>
-        </w:rPr>
-        <w:t xml:space="preserve"> that’s currently the cap for SS tax.  </w:t>
+        <w:t xml:space="preserve"> per year, since that’s currently the cap for SS </w:t>
+      </w:r>
+      <w:r>
+        <w:rPr>
+          <w:sz w:val="24"/>
+          <w:szCs w:val="24"/>
+        </w:rPr>
+        <w:lastRenderedPageBreak/>
+        <w:t xml:space="preserve">tax.  </w:t>
       </w:r>
       <w:r>
         <w:rPr>
@@ -3309,21 +3522,34 @@
         </w:rPr>
         <w:t xml:space="preserve">monthly </w:t>
       </w:r>
-      <w:proofErr w:type="gramStart"/>
-      <w:r>
-        <w:rPr>
-          <w:sz w:val="24"/>
-          <w:szCs w:val="24"/>
-        </w:rPr>
-        <w:t>benefits?_</w:t>
-      </w:r>
-      <w:proofErr w:type="gramEnd"/>
-      <w:r>
-        <w:rPr>
-          <w:sz w:val="24"/>
-          <w:szCs w:val="24"/>
-        </w:rPr>
-        <w:t>___________</w:t>
+      <w:r>
+        <w:rPr>
+          <w:sz w:val="24"/>
+          <w:szCs w:val="24"/>
+        </w:rPr>
+        <w:t>benefits?</w:t>
+      </w:r>
+      <w:r>
+        <w:rPr>
+          <w:sz w:val="24"/>
+          <w:szCs w:val="24"/>
+        </w:rPr>
+        <w:t xml:space="preserve"> </w:t>
+      </w:r>
+      <w:r>
+        <w:rPr>
+          <w:sz w:val="24"/>
+          <w:szCs w:val="24"/>
+          <w:highlight w:val="yellow"/>
+        </w:rPr>
+        <w:t>$2877 @ 62 y/o</w:t>
+      </w:r>
+      <w:r>
+        <w:rPr>
+          <w:sz w:val="24"/>
+          <w:szCs w:val="24"/>
+        </w:rPr>
+        <w:t>, $4110 @67</w:t>
       </w:r>
     </w:p>
     <w:p>
@@ -3422,23 +3648,7 @@
           <w:sz w:val="24"/>
           <w:szCs w:val="24"/>
         </w:rPr>
-        <w:t xml:space="preserve">At the bottom of the </w:t>
-      </w:r>
-      <w:proofErr w:type="gramStart"/>
-      <w:r>
-        <w:rPr>
-          <w:sz w:val="24"/>
-          <w:szCs w:val="24"/>
-        </w:rPr>
-        <w:t>sliders</w:t>
-      </w:r>
-      <w:proofErr w:type="gramEnd"/>
-      <w:r>
-        <w:rPr>
-          <w:sz w:val="24"/>
-          <w:szCs w:val="24"/>
-        </w:rPr>
-        <w:t>, n</w:t>
+        <w:t>At the bottom of the sliders, n</w:t>
       </w:r>
       <w:r>
         <w:rPr>
@@ -3516,23 +3726,7 @@
           <w:sz w:val="24"/>
           <w:szCs w:val="24"/>
         </w:rPr>
-        <w:t xml:space="preserve">Type </w:t>
-      </w:r>
-      <w:proofErr w:type="gramStart"/>
-      <w:r>
-        <w:rPr>
-          <w:sz w:val="24"/>
-          <w:szCs w:val="24"/>
-        </w:rPr>
-        <w:t>in, or</w:t>
-      </w:r>
-      <w:proofErr w:type="gramEnd"/>
-      <w:r>
-        <w:rPr>
-          <w:sz w:val="24"/>
-          <w:szCs w:val="24"/>
-        </w:rPr>
-        <w:t xml:space="preserve"> use the slider to match your ORIGINAL scenario from the chart above</w:t>
+        <w:t>Type in, or use the slider to match your ORIGINAL scenario from the chart above</w:t>
       </w:r>
       <w:r>
         <w:rPr>
@@ -3546,30 +3740,18 @@
           <w:sz w:val="24"/>
           <w:szCs w:val="24"/>
         </w:rPr>
-        <w:t xml:space="preserve">How much does your plan </w:t>
-      </w:r>
-      <w:proofErr w:type="gramStart"/>
-      <w:r>
-        <w:rPr>
-          <w:sz w:val="24"/>
-          <w:szCs w:val="24"/>
-        </w:rPr>
-        <w:t>provide?_</w:t>
-      </w:r>
-      <w:proofErr w:type="gramEnd"/>
-      <w:r>
-        <w:rPr>
-          <w:sz w:val="24"/>
-          <w:szCs w:val="24"/>
-        </w:rPr>
-        <w:t>__________</w:t>
-      </w:r>
-      <w:r>
-        <w:rPr>
-          <w:sz w:val="24"/>
-          <w:szCs w:val="24"/>
-        </w:rPr>
-        <w:t>______</w:t>
+        <w:t>How much does your plan provide?</w:t>
+      </w:r>
+      <w:r>
+        <w:t xml:space="preserve"> </w:t>
+      </w:r>
+      <w:r>
+        <w:rPr>
+          <w:sz w:val="24"/>
+          <w:szCs w:val="24"/>
+          <w:highlight w:val="yellow"/>
+        </w:rPr>
+        <w:t>2,271,476.79</w:t>
       </w:r>
       <w:r>
         <w:rPr>
@@ -3590,7 +3772,22 @@
           <w:sz w:val="24"/>
           <w:szCs w:val="24"/>
         </w:rPr>
-        <w:t>?______</w:t>
+        <w:t>?</w:t>
+      </w:r>
+      <w:r>
+        <w:rPr>
+          <w:sz w:val="24"/>
+          <w:szCs w:val="24"/>
+        </w:rPr>
+        <w:t xml:space="preserve"> </w:t>
+      </w:r>
+      <w:r>
+        <w:rPr>
+          <w:sz w:val="24"/>
+          <w:szCs w:val="24"/>
+          <w:highlight w:val="yellow"/>
+        </w:rPr>
+        <w:t>I won’t!</w:t>
       </w:r>
     </w:p>
     <w:p>
@@ -3628,46 +3825,52 @@
           <w:sz w:val="24"/>
           <w:szCs w:val="24"/>
         </w:rPr>
-        <w:t xml:space="preserve">Now click the “edit” button (pencil icon) next to the investment returns, inflation, and </w:t>
-      </w:r>
-      <w:proofErr w:type="gramStart"/>
-      <w:r>
-        <w:rPr>
-          <w:sz w:val="24"/>
-          <w:szCs w:val="24"/>
-        </w:rPr>
-        <w:t>Social</w:t>
-      </w:r>
-      <w:proofErr w:type="gramEnd"/>
-      <w:r>
-        <w:rPr>
-          <w:sz w:val="24"/>
-          <w:szCs w:val="24"/>
-        </w:rPr>
-        <w:t xml:space="preserve"> security assumptions.   Leave everything as is, except check the “include social security” box.   Now when are you projected to run out of </w:t>
-      </w:r>
-      <w:proofErr w:type="gramStart"/>
-      <w:r>
-        <w:rPr>
-          <w:sz w:val="24"/>
-          <w:szCs w:val="24"/>
-        </w:rPr>
-        <w:t>money?_</w:t>
-      </w:r>
-      <w:proofErr w:type="gramEnd"/>
-      <w:r>
-        <w:rPr>
-          <w:sz w:val="24"/>
-          <w:szCs w:val="24"/>
-        </w:rPr>
-        <w:t>______________</w:t>
-      </w:r>
-      <w:r>
-        <w:rPr>
-          <w:sz w:val="24"/>
-          <w:szCs w:val="24"/>
-        </w:rPr>
-        <w:t xml:space="preserve">  Or, if social security was already the default, uncheck it to see when you would run out of money if you don’t collect social security. ___________</w:t>
+        <w:t>Now click the “edit” button (pencil icon) next to the investment returns, inflation, and Social security assumptions.   Leave everything as is, except check the “include social security” box.   Now when are you projected to run out of money</w:t>
+      </w:r>
+      <w:r>
+        <w:rPr>
+          <w:sz w:val="24"/>
+          <w:szCs w:val="24"/>
+        </w:rPr>
+        <w:t>?</w:t>
+      </w:r>
+      <w:r>
+        <w:rPr>
+          <w:sz w:val="24"/>
+          <w:szCs w:val="24"/>
+          <w:highlight w:val="yellow"/>
+        </w:rPr>
+        <w:t xml:space="preserve"> </w:t>
+      </w:r>
+      <w:r>
+        <w:rPr>
+          <w:sz w:val="24"/>
+          <w:szCs w:val="24"/>
+          <w:highlight w:val="yellow"/>
+        </w:rPr>
+        <w:t>I won’t!</w:t>
+      </w:r>
+      <w:r>
+        <w:rPr>
+          <w:sz w:val="24"/>
+          <w:szCs w:val="24"/>
+        </w:rPr>
+        <w:t xml:space="preserve"> </w:t>
+      </w:r>
+      <w:r>
+        <w:rPr>
+          <w:sz w:val="24"/>
+          <w:szCs w:val="24"/>
+        </w:rPr>
+        <w:t xml:space="preserve">Or, if social security was already the default, uncheck it to see when you would run out of money if you don’t collect social security. </w:t>
+      </w:r>
+      <w:r>
+        <w:rPr>
+          <w:sz w:val="24"/>
+          <w:szCs w:val="24"/>
+          <w:highlight w:val="yellow"/>
+        </w:rPr>
+        <w:t>N/A</w:t>
       </w:r>
     </w:p>
     <w:p>
@@ -3726,6 +3929,27 @@
           <w:szCs w:val="24"/>
         </w:rPr>
       </w:pPr>
+      <w:r>
+        <w:rPr>
+          <w:sz w:val="24"/>
+          <w:szCs w:val="24"/>
+        </w:rPr>
+        <w:t xml:space="preserve">Through this activity, I see that I need to start planning for retirement as soon as possible. I played around with the calculators and set the age I start saving to higher and higher values and saw how much that made a difference. Seeing how much this age impacts my retired life, I will start to </w:t>
+      </w:r>
+      <w:r>
+        <w:rPr>
+          <w:sz w:val="24"/>
+          <w:szCs w:val="24"/>
+        </w:rPr>
+        <w:t>save for retirement as soon as I have a stable income. It is also reassuring to see how much SS helps towards retirement, but it is also important to see that the SS does not cover the entirety of retirement.</w:t>
+      </w:r>
+      <w:r>
+        <w:rPr>
+          <w:sz w:val="24"/>
+          <w:szCs w:val="24"/>
+        </w:rPr>
+        <w:t xml:space="preserve"> I am less worried about retirement after doing this activity, but still know I need to put in the work to get there and life a happy retired life.</w:t>
+      </w:r>
     </w:p>
     <w:p>
       <w:pPr>
@@ -3748,7 +3972,7 @@
 </file>
 
 <file path=word/endnotes.xml><?xml version="1.0" encoding="utf-8"?>
-<w:endnotes xmlns:wpc="http://schemas.microsoft.com/office/word/2010/wordprocessingCanvas" xmlns:cx="http://schemas.microsoft.com/office/drawing/2014/chartex" xmlns:cx1="http://schemas.microsoft.com/office/drawing/2015/9/8/chartex" xmlns:cx2="http://schemas.microsoft.com/office/drawing/2015/10/21/chartex" xmlns:cx3="http://schemas.microsoft.com/office/drawing/2016/5/9/chartex" xmlns:cx4="http://schemas.microsoft.com/office/drawing/2016/5/10/chartex" xmlns:cx5="http://schemas.microsoft.com/office/drawing/2016/5/11/chartex" xmlns:cx6="http://schemas.microsoft.com/office/drawing/2016/5/12/chartex" xmlns:cx7="http://schemas.microsoft.com/office/drawing/2016/5/13/chartex" xmlns:cx8="http://schemas.microsoft.com/office/drawing/2016/5/14/chartex" xmlns:mc="http://schemas.openxmlformats.org/markup-compatibility/2006" xmlns:aink="http://schemas.microsoft.com/office/drawing/2016/ink" xmlns:am3d="http://schemas.microsoft.com/office/drawing/2017/model3d" xmlns:o="urn:schemas-microsoft-com:office:office" xmlns:oel="http://schemas.microsoft.com/office/2019/extlst" xmlns:r="http://schemas.openxmlformats.org/officeDocument/2006/relationships" xmlns:m="http://schemas.openxmlformats.org/officeDocument/2006/math" xmlns:v="urn:schemas-microsoft-com:vml" xmlns:wp14="http://schemas.microsoft.com/office/word/2010/wordprocessingDrawing" xmlns:wp="http://schemas.openxmlformats.org/drawingml/2006/wordprocessingDrawing" xmlns:w10="urn:schemas-microsoft-com:office:word" xmlns:w="http://schemas.openxmlformats.org/wordprocessingml/2006/main" xmlns:w14="http://schemas.microsoft.com/office/word/2010/wordml" xmlns:w15="http://schemas.microsoft.com/office/word/2012/wordml" xmlns:w16cex="http://schemas.microsoft.com/office/word/2018/wordml/cex" xmlns:w16cid="http://schemas.microsoft.com/office/word/2016/wordml/cid" xmlns:w16="http://schemas.microsoft.com/office/word/2018/wordml" xmlns:w16sdtdh="http://schemas.microsoft.com/office/word/2020/wordml/sdtdatahash" xmlns:w16se="http://schemas.microsoft.com/office/word/2015/wordml/symex" xmlns:wpg="http://schemas.microsoft.com/office/word/2010/wordprocessingGroup" xmlns:wpi="http://schemas.microsoft.com/office/word/2010/wordprocessingInk" xmlns:wne="http://schemas.microsoft.com/office/word/2006/wordml" xmlns:wps="http://schemas.microsoft.com/office/word/2010/wordprocessingShape" mc:Ignorable="w14 w15 w16se w16cid w16 w16cex w16sdtdh wp14">
+<w:endnotes xmlns:wpc="http://schemas.microsoft.com/office/word/2010/wordprocessingCanvas" xmlns:cx="http://schemas.microsoft.com/office/drawing/2014/chartex" xmlns:cx1="http://schemas.microsoft.com/office/drawing/2015/9/8/chartex" xmlns:cx2="http://schemas.microsoft.com/office/drawing/2015/10/21/chartex" xmlns:cx3="http://schemas.microsoft.com/office/drawing/2016/5/9/chartex" xmlns:cx4="http://schemas.microsoft.com/office/drawing/2016/5/10/chartex" xmlns:cx5="http://schemas.microsoft.com/office/drawing/2016/5/11/chartex" xmlns:cx6="http://schemas.microsoft.com/office/drawing/2016/5/12/chartex" xmlns:cx7="http://schemas.microsoft.com/office/drawing/2016/5/13/chartex" xmlns:cx8="http://schemas.microsoft.com/office/drawing/2016/5/14/chartex" xmlns:mc="http://schemas.openxmlformats.org/markup-compatibility/2006" xmlns:aink="http://schemas.microsoft.com/office/drawing/2016/ink" xmlns:am3d="http://schemas.microsoft.com/office/drawing/2017/model3d" xmlns:o="urn:schemas-microsoft-com:office:office" xmlns:oel="http://schemas.microsoft.com/office/2019/extlst" xmlns:r="http://schemas.openxmlformats.org/officeDocument/2006/relationships" xmlns:m="http://schemas.openxmlformats.org/officeDocument/2006/math" xmlns:v="urn:schemas-microsoft-com:vml" xmlns:wp14="http://schemas.microsoft.com/office/word/2010/wordprocessingDrawing" xmlns:wp="http://schemas.openxmlformats.org/drawingml/2006/wordprocessingDrawing" xmlns:w10="urn:schemas-microsoft-com:office:word" xmlns:w="http://schemas.openxmlformats.org/wordprocessingml/2006/main" xmlns:w14="http://schemas.microsoft.com/office/word/2010/wordml" xmlns:w15="http://schemas.microsoft.com/office/word/2012/wordml" xmlns:w16cex="http://schemas.microsoft.com/office/word/2018/wordml/cex" xmlns:w16cid="http://schemas.microsoft.com/office/word/2016/wordml/cid" xmlns:w16="http://schemas.microsoft.com/office/word/2018/wordml" xmlns:w16du="http://schemas.microsoft.com/office/word/2023/wordml/word16du" xmlns:w16sdtdh="http://schemas.microsoft.com/office/word/2020/wordml/sdtdatahash" xmlns:w16sdtfl="http://schemas.microsoft.com/office/word/2024/wordml/sdtformatlock" xmlns:w16se="http://schemas.microsoft.com/office/word/2015/wordml/symex" xmlns:wpg="http://schemas.microsoft.com/office/word/2010/wordprocessingGroup" xmlns:wpi="http://schemas.microsoft.com/office/word/2010/wordprocessingInk" xmlns:wne="http://schemas.microsoft.com/office/word/2006/wordml" xmlns:wps="http://schemas.microsoft.com/office/word/2010/wordprocessingShape" mc:Ignorable="w14 w15 w16se w16cid w16 w16cex w16sdtdh w16sdtfl w16du wp14">
   <w:endnote w:type="separator" w:id="-1">
     <w:p>
       <w:pPr>
@@ -3773,7 +3997,7 @@
 </file>
 
 <file path=word/footnotes.xml><?xml version="1.0" encoding="utf-8"?>
-<w:footnotes xmlns:wpc="http://schemas.microsoft.com/office/word/2010/wordprocessingCanvas" xmlns:cx="http://schemas.microsoft.com/office/drawing/2014/chartex" xmlns:cx1="http://schemas.microsoft.com/office/drawing/2015/9/8/chartex" xmlns:cx2="http://schemas.microsoft.com/office/drawing/2015/10/21/chartex" xmlns:cx3="http://schemas.microsoft.com/office/drawing/2016/5/9/chartex" xmlns:cx4="http://schemas.microsoft.com/office/drawing/2016/5/10/chartex" xmlns:cx5="http://schemas.microsoft.com/office/drawing/2016/5/11/chartex" xmlns:cx6="http://schemas.microsoft.com/office/drawing/2016/5/12/chartex" xmlns:cx7="http://schemas.microsoft.com/office/drawing/2016/5/13/chartex" xmlns:cx8="http://schemas.microsoft.com/office/drawing/2016/5/14/chartex" xmlns:mc="http://schemas.openxmlformats.org/markup-compatibility/2006" xmlns:aink="http://schemas.microsoft.com/office/drawing/2016/ink" xmlns:am3d="http://schemas.microsoft.com/office/drawing/2017/model3d" xmlns:o="urn:schemas-microsoft-com:office:office" xmlns:oel="http://schemas.microsoft.com/office/2019/extlst" xmlns:r="http://schemas.openxmlformats.org/officeDocument/2006/relationships" xmlns:m="http://schemas.openxmlformats.org/officeDocument/2006/math" xmlns:v="urn:schemas-microsoft-com:vml" xmlns:wp14="http://schemas.microsoft.com/office/word/2010/wordprocessingDrawing" xmlns:wp="http://schemas.openxmlformats.org/drawingml/2006/wordprocessingDrawing" xmlns:w10="urn:schemas-microsoft-com:office:word" xmlns:w="http://schemas.openxmlformats.org/wordprocessingml/2006/main" xmlns:w14="http://schemas.microsoft.com/office/word/2010/wordml" xmlns:w15="http://schemas.microsoft.com/office/word/2012/wordml" xmlns:w16cex="http://schemas.microsoft.com/office/word/2018/wordml/cex" xmlns:w16cid="http://schemas.microsoft.com/office/word/2016/wordml/cid" xmlns:w16="http://schemas.microsoft.com/office/word/2018/wordml" xmlns:w16sdtdh="http://schemas.microsoft.com/office/word/2020/wordml/sdtdatahash" xmlns:w16se="http://schemas.microsoft.com/office/word/2015/wordml/symex" xmlns:wpg="http://schemas.microsoft.com/office/word/2010/wordprocessingGroup" xmlns:wpi="http://schemas.microsoft.com/office/word/2010/wordprocessingInk" xmlns:wne="http://schemas.microsoft.com/office/word/2006/wordml" xmlns:wps="http://schemas.microsoft.com/office/word/2010/wordprocessingShape" mc:Ignorable="w14 w15 w16se w16cid w16 w16cex w16sdtdh wp14">
+<w:footnotes xmlns:wpc="http://schemas.microsoft.com/office/word/2010/wordprocessingCanvas" xmlns:cx="http://schemas.microsoft.com/office/drawing/2014/chartex" xmlns:cx1="http://schemas.microsoft.com/office/drawing/2015/9/8/chartex" xmlns:cx2="http://schemas.microsoft.com/office/drawing/2015/10/21/chartex" xmlns:cx3="http://schemas.microsoft.com/office/drawing/2016/5/9/chartex" xmlns:cx4="http://schemas.microsoft.com/office/drawing/2016/5/10/chartex" xmlns:cx5="http://schemas.microsoft.com/office/drawing/2016/5/11/chartex" xmlns:cx6="http://schemas.microsoft.com/office/drawing/2016/5/12/chartex" xmlns:cx7="http://schemas.microsoft.com/office/drawing/2016/5/13/chartex" xmlns:cx8="http://schemas.microsoft.com/office/drawing/2016/5/14/chartex" xmlns:mc="http://schemas.openxmlformats.org/markup-compatibility/2006" xmlns:aink="http://schemas.microsoft.com/office/drawing/2016/ink" xmlns:am3d="http://schemas.microsoft.com/office/drawing/2017/model3d" xmlns:o="urn:schemas-microsoft-com:office:office" xmlns:oel="http://schemas.microsoft.com/office/2019/extlst" xmlns:r="http://schemas.openxmlformats.org/officeDocument/2006/relationships" xmlns:m="http://schemas.openxmlformats.org/officeDocument/2006/math" xmlns:v="urn:schemas-microsoft-com:vml" xmlns:wp14="http://schemas.microsoft.com/office/word/2010/wordprocessingDrawing" xmlns:wp="http://schemas.openxmlformats.org/drawingml/2006/wordprocessingDrawing" xmlns:w10="urn:schemas-microsoft-com:office:word" xmlns:w="http://schemas.openxmlformats.org/wordprocessingml/2006/main" xmlns:w14="http://schemas.microsoft.com/office/word/2010/wordml" xmlns:w15="http://schemas.microsoft.com/office/word/2012/wordml" xmlns:w16cex="http://schemas.microsoft.com/office/word/2018/wordml/cex" xmlns:w16cid="http://schemas.microsoft.com/office/word/2016/wordml/cid" xmlns:w16="http://schemas.microsoft.com/office/word/2018/wordml" xmlns:w16du="http://schemas.microsoft.com/office/word/2023/wordml/word16du" xmlns:w16sdtdh="http://schemas.microsoft.com/office/word/2020/wordml/sdtdatahash" xmlns:w16sdtfl="http://schemas.microsoft.com/office/word/2024/wordml/sdtformatlock" xmlns:w16se="http://schemas.microsoft.com/office/word/2015/wordml/symex" xmlns:wpg="http://schemas.microsoft.com/office/word/2010/wordprocessingGroup" xmlns:wpi="http://schemas.microsoft.com/office/word/2010/wordprocessingInk" xmlns:wne="http://schemas.microsoft.com/office/word/2006/wordml" xmlns:wps="http://schemas.microsoft.com/office/word/2010/wordprocessingShape" mc:Ignorable="w14 w15 w16se w16cid w16 w16cex w16sdtdh w16sdtfl w16du wp14">
   <w:footnote w:type="separator" w:id="-1">
     <w:p>
       <w:pPr>
@@ -3798,7 +4022,7 @@
 </file>
 
 <file path=word/numbering.xml><?xml version="1.0" encoding="utf-8"?>
-<w:numbering xmlns:wpc="http://schemas.microsoft.com/office/word/2010/wordprocessingCanvas" xmlns:cx="http://schemas.microsoft.com/office/drawing/2014/chartex" xmlns:cx1="http://schemas.microsoft.com/office/drawing/2015/9/8/chartex" xmlns:cx2="http://schemas.microsoft.com/office/drawing/2015/10/21/chartex" xmlns:cx3="http://schemas.microsoft.com/office/drawing/2016/5/9/chartex" xmlns:cx4="http://schemas.microsoft.com/office/drawing/2016/5/10/chartex" xmlns:cx5="http://schemas.microsoft.com/office/drawing/2016/5/11/chartex" xmlns:cx6="http://schemas.microsoft.com/office/drawing/2016/5/12/chartex" xmlns:cx7="http://schemas.microsoft.com/office/drawing/2016/5/13/chartex" xmlns:cx8="http://schemas.microsoft.com/office/drawing/2016/5/14/chartex" xmlns:mc="http://schemas.openxmlformats.org/markup-compatibility/2006" xmlns:aink="http://schemas.microsoft.com/office/drawing/2016/ink" xmlns:am3d="http://schemas.microsoft.com/office/drawing/2017/model3d" xmlns:o="urn:schemas-microsoft-com:office:office" xmlns:oel="http://schemas.microsoft.com/office/2019/extlst" xmlns:r="http://schemas.openxmlformats.org/officeDocument/2006/relationships" xmlns:m="http://schemas.openxmlformats.org/officeDocument/2006/math" xmlns:v="urn:schemas-microsoft-com:vml" xmlns:wp14="http://schemas.microsoft.com/office/word/2010/wordprocessingDrawing" xmlns:wp="http://schemas.openxmlformats.org/drawingml/2006/wordprocessingDrawing" xmlns:w10="urn:schemas-microsoft-com:office:word" xmlns:w="http://schemas.openxmlformats.org/wordprocessingml/2006/main" xmlns:w14="http://schemas.microsoft.com/office/word/2010/wordml" xmlns:w15="http://schemas.microsoft.com/office/word/2012/wordml" xmlns:w16cex="http://schemas.microsoft.com/office/word/2018/wordml/cex" xmlns:w16cid="http://schemas.microsoft.com/office/word/2016/wordml/cid" xmlns:w16="http://schemas.microsoft.com/office/word/2018/wordml" xmlns:w16sdtdh="http://schemas.microsoft.com/office/word/2020/wordml/sdtdatahash" xmlns:w16se="http://schemas.microsoft.com/office/word/2015/wordml/symex" xmlns:wpg="http://schemas.microsoft.com/office/word/2010/wordprocessingGroup" xmlns:wpi="http://schemas.microsoft.com/office/word/2010/wordprocessingInk" xmlns:wne="http://schemas.microsoft.com/office/word/2006/wordml" xmlns:wps="http://schemas.microsoft.com/office/word/2010/wordprocessingShape" mc:Ignorable="w14 w15 w16se w16cid w16 w16cex w16sdtdh wp14">
+<w:numbering xmlns:wpc="http://schemas.microsoft.com/office/word/2010/wordprocessingCanvas" xmlns:cx="http://schemas.microsoft.com/office/drawing/2014/chartex" xmlns:cx1="http://schemas.microsoft.com/office/drawing/2015/9/8/chartex" xmlns:cx2="http://schemas.microsoft.com/office/drawing/2015/10/21/chartex" xmlns:cx3="http://schemas.microsoft.com/office/drawing/2016/5/9/chartex" xmlns:cx4="http://schemas.microsoft.com/office/drawing/2016/5/10/chartex" xmlns:cx5="http://schemas.microsoft.com/office/drawing/2016/5/11/chartex" xmlns:cx6="http://schemas.microsoft.com/office/drawing/2016/5/12/chartex" xmlns:cx7="http://schemas.microsoft.com/office/drawing/2016/5/13/chartex" xmlns:cx8="http://schemas.microsoft.com/office/drawing/2016/5/14/chartex" xmlns:mc="http://schemas.openxmlformats.org/markup-compatibility/2006" xmlns:aink="http://schemas.microsoft.com/office/drawing/2016/ink" xmlns:am3d="http://schemas.microsoft.com/office/drawing/2017/model3d" xmlns:o="urn:schemas-microsoft-com:office:office" xmlns:oel="http://schemas.microsoft.com/office/2019/extlst" xmlns:r="http://schemas.openxmlformats.org/officeDocument/2006/relationships" xmlns:m="http://schemas.openxmlformats.org/officeDocument/2006/math" xmlns:v="urn:schemas-microsoft-com:vml" xmlns:wp14="http://schemas.microsoft.com/office/word/2010/wordprocessingDrawing" xmlns:wp="http://schemas.openxmlformats.org/drawingml/2006/wordprocessingDrawing" xmlns:w10="urn:schemas-microsoft-com:office:word" xmlns:w="http://schemas.openxmlformats.org/wordprocessingml/2006/main" xmlns:w14="http://schemas.microsoft.com/office/word/2010/wordml" xmlns:w15="http://schemas.microsoft.com/office/word/2012/wordml" xmlns:w16cex="http://schemas.microsoft.com/office/word/2018/wordml/cex" xmlns:w16cid="http://schemas.microsoft.com/office/word/2016/wordml/cid" xmlns:w16="http://schemas.microsoft.com/office/word/2018/wordml" xmlns:w16du="http://schemas.microsoft.com/office/word/2023/wordml/word16du" xmlns:w16sdtdh="http://schemas.microsoft.com/office/word/2020/wordml/sdtdatahash" xmlns:w16sdtfl="http://schemas.microsoft.com/office/word/2024/wordml/sdtformatlock" xmlns:w16se="http://schemas.microsoft.com/office/word/2015/wordml/symex" xmlns:wpg="http://schemas.microsoft.com/office/word/2010/wordprocessingGroup" xmlns:wpi="http://schemas.microsoft.com/office/word/2010/wordprocessingInk" xmlns:wne="http://schemas.microsoft.com/office/word/2006/wordml" xmlns:wps="http://schemas.microsoft.com/office/word/2010/wordprocessingShape" mc:Ignorable="w14 w15 w16se w16cid w16 w16cex w16sdtdh w16sdtfl w16du wp14">
   <w:abstractNum w:abstractNumId="0" w15:restartNumberingAfterBreak="0">
     <w:nsid w:val="00DD45D1"/>
     <w:multiLevelType w:val="hybridMultilevel"/>
@@ -4929,7 +5153,7 @@
 </file>
 
 <file path=word/styles.xml><?xml version="1.0" encoding="utf-8"?>
-<w:styles xmlns:mc="http://schemas.openxmlformats.org/markup-compatibility/2006" xmlns:r="http://schemas.openxmlformats.org/officeDocument/2006/relationships" xmlns:w="http://schemas.openxmlformats.org/wordprocessingml/2006/main" xmlns:w14="http://schemas.microsoft.com/office/word/2010/wordml" xmlns:w15="http://schemas.microsoft.com/office/word/2012/wordml" xmlns:w16cex="http://schemas.microsoft.com/office/word/2018/wordml/cex" xmlns:w16cid="http://schemas.microsoft.com/office/word/2016/wordml/cid" xmlns:w16="http://schemas.microsoft.com/office/word/2018/wordml" xmlns:w16sdtdh="http://schemas.microsoft.com/office/word/2020/wordml/sdtdatahash" xmlns:w16se="http://schemas.microsoft.com/office/word/2015/wordml/symex" mc:Ignorable="w14 w15 w16se w16cid w16 w16cex w16sdtdh">
+<w:styles xmlns:mc="http://schemas.openxmlformats.org/markup-compatibility/2006" xmlns:r="http://schemas.openxmlformats.org/officeDocument/2006/relationships" xmlns:w="http://schemas.openxmlformats.org/wordprocessingml/2006/main" xmlns:w14="http://schemas.microsoft.com/office/word/2010/wordml" xmlns:w15="http://schemas.microsoft.com/office/word/2012/wordml" xmlns:w16cex="http://schemas.microsoft.com/office/word/2018/wordml/cex" xmlns:w16cid="http://schemas.microsoft.com/office/word/2016/wordml/cid" xmlns:w16="http://schemas.microsoft.com/office/word/2018/wordml" xmlns:w16du="http://schemas.microsoft.com/office/word/2023/wordml/word16du" xmlns:w16sdtdh="http://schemas.microsoft.com/office/word/2020/wordml/sdtdatahash" xmlns:w16sdtfl="http://schemas.microsoft.com/office/word/2024/wordml/sdtformatlock" xmlns:w16se="http://schemas.microsoft.com/office/word/2015/wordml/symex" mc:Ignorable="w14 w15 w16se w16cid w16 w16cex w16sdtdh w16sdtfl w16du">
   <w:docDefaults>
     <w:rPrDefault>
       <w:rPr>
@@ -5330,7 +5554,6 @@
   <w:style w:type="character" w:default="1" w:styleId="DefaultParagraphFont">
     <w:name w:val="Default Paragraph Font"/>
     <w:uiPriority w:val="1"/>
-    <w:semiHidden/>
     <w:unhideWhenUsed/>
   </w:style>
   <w:style w:type="table" w:default="1" w:styleId="TableNormal">
